--- a/SnapDoc/Resources/Raw/template_ebbe.docx
+++ b/SnapDoc/Resources/Raw/template_ebbe.docx
@@ -219,51 +219,31 @@
     </w:p>
     <w:p>
       <w:pPr>
-        <w:tabs>
-          <w:tab w:val="center" w:pos="7655"/>
-        </w:tabs>
-        <w:rPr>
-          <w:lang w:val="en-US" w:eastAsia="de-CH"/>
-        </w:rPr>
-      </w:pPr>
-      <w:r>
-        <w:rPr>
-          <w:lang w:val="en-US" w:eastAsia="de-CH"/>
-        </w:rPr>
-        <w:t xml:space="preserve">Datum </w:t>
+        <w:rPr>
+          <w:lang w:eastAsia="de-CH"/>
+        </w:rPr>
+      </w:pPr>
+      <w:r>
+        <w:rPr>
+          <w:lang w:eastAsia="de-CH"/>
+        </w:rPr>
+        <w:t>Datum Begehung:</w:t>
+      </w:r>
+      <w:r>
+        <w:rPr>
+          <w:lang w:eastAsia="de-CH"/>
+        </w:rPr>
+        <w:tab/>
+      </w:r>
+      <w:r>
+        <w:t>${</w:t>
       </w:r>
       <w:proofErr w:type="spellStart"/>
       <w:r>
-        <w:rPr>
-          <w:lang w:val="en-US" w:eastAsia="de-CH"/>
-        </w:rPr>
-        <w:t>Begehung</w:t>
+        <w:t>creation_date</w:t>
       </w:r>
       <w:proofErr w:type="spellEnd"/>
       <w:r>
-        <w:rPr>
-          <w:lang w:val="en-US" w:eastAsia="de-CH"/>
-        </w:rPr>
-        <w:t xml:space="preserve">: </w:t>
-      </w:r>
-      <w:r>
-        <w:rPr>
-          <w:lang w:val="en-US"/>
-        </w:rPr>
-        <w:t>${</w:t>
-      </w:r>
-      <w:proofErr w:type="spellStart"/>
-      <w:r>
-        <w:rPr>
-          <w:lang w:val="en-US"/>
-        </w:rPr>
-        <w:t>creation_date</w:t>
-      </w:r>
-      <w:proofErr w:type="spellEnd"/>
-      <w:r>
-        <w:rPr>
-          <w:lang w:val="en-US"/>
-        </w:rPr>
         <w:t>}</w:t>
       </w:r>
     </w:p>
@@ -379,7 +359,7 @@
       <w:tblPr>
         <w:tblpPr w:leftFromText="141" w:rightFromText="141" w:vertAnchor="text" w:tblpY="1"/>
         <w:tblOverlap w:val="never"/>
-        <w:tblW w:w="5000" w:type="pct"/>
+        <w:tblW w:w="4997" w:type="pct"/>
         <w:tblBorders>
           <w:top w:val="single" w:sz="4" w:space="0" w:color="auto"/>
           <w:left w:val="single" w:sz="4" w:space="0" w:color="auto"/>
@@ -399,24 +379,24 @@
         <w:tblCaption w:val="Pin_Table"/>
       </w:tblPr>
       <w:tblGrid>
-        <w:gridCol w:w="413"/>
-        <w:gridCol w:w="1558"/>
-        <w:gridCol w:w="4873"/>
-        <w:gridCol w:w="2354"/>
-        <w:gridCol w:w="2269"/>
-        <w:gridCol w:w="2127"/>
-        <w:gridCol w:w="565"/>
-        <w:gridCol w:w="553"/>
+        <w:gridCol w:w="414"/>
+        <w:gridCol w:w="1559"/>
+        <w:gridCol w:w="4676"/>
+        <w:gridCol w:w="2420"/>
+        <w:gridCol w:w="2420"/>
+        <w:gridCol w:w="2423"/>
+        <w:gridCol w:w="397"/>
+        <w:gridCol w:w="394"/>
       </w:tblGrid>
       <w:tr>
         <w:trPr>
           <w:cantSplit/>
-          <w:trHeight w:val="1039"/>
+          <w:trHeight w:val="755"/>
           <w:tblHeader/>
         </w:trPr>
         <w:tc>
           <w:tcPr>
-            <w:tcW w:w="140" w:type="pct"/>
+            <w:tcW w:w="141" w:type="pct"/>
             <w:tcBorders>
               <w:top w:val="single" w:sz="12" w:space="0" w:color="auto"/>
               <w:left w:val="single" w:sz="12" w:space="0" w:color="auto"/>
@@ -482,7 +462,7 @@
         </w:tc>
         <w:tc>
           <w:tcPr>
-            <w:tcW w:w="529" w:type="pct"/>
+            <w:tcW w:w="530" w:type="pct"/>
             <w:tcBorders>
               <w:top w:val="single" w:sz="12" w:space="0" w:color="auto"/>
               <w:left w:val="single" w:sz="12" w:space="0" w:color="auto"/>
@@ -625,7 +605,7 @@
         </w:tc>
         <w:tc>
           <w:tcPr>
-            <w:tcW w:w="1656" w:type="pct"/>
+            <w:tcW w:w="1590" w:type="pct"/>
             <w:tcBorders>
               <w:top w:val="single" w:sz="12" w:space="0" w:color="auto"/>
               <w:left w:val="single" w:sz="12" w:space="0" w:color="auto"/>
@@ -744,7 +724,7 @@
         </w:tc>
         <w:tc>
           <w:tcPr>
-            <w:tcW w:w="800" w:type="pct"/>
+            <w:tcW w:w="823" w:type="pct"/>
             <w:tcBorders>
               <w:top w:val="single" w:sz="12" w:space="0" w:color="auto"/>
               <w:left w:val="single" w:sz="12" w:space="0" w:color="auto"/>
@@ -773,7 +753,7 @@
                 <w:szCs w:val="16"/>
                 <w:lang w:eastAsia="de-CH"/>
               </w:rPr>
-              <w:t xml:space="preserve">Abweichung/ </w:t>
+              <w:t>Abweichung/</w:t>
             </w:r>
           </w:p>
           <w:p>
@@ -829,7 +809,7 @@
         </w:tc>
         <w:tc>
           <w:tcPr>
-            <w:tcW w:w="771" w:type="pct"/>
+            <w:tcW w:w="823" w:type="pct"/>
             <w:tcBorders>
               <w:top w:val="single" w:sz="12" w:space="0" w:color="auto"/>
               <w:left w:val="single" w:sz="12" w:space="0" w:color="auto"/>
@@ -893,7 +873,7 @@
         </w:tc>
         <w:tc>
           <w:tcPr>
-            <w:tcW w:w="723" w:type="pct"/>
+            <w:tcW w:w="824" w:type="pct"/>
             <w:tcBorders>
               <w:top w:val="single" w:sz="12" w:space="0" w:color="auto"/>
               <w:left w:val="single" w:sz="12" w:space="0" w:color="auto"/>
@@ -927,7 +907,7 @@
         </w:tc>
         <w:tc>
           <w:tcPr>
-            <w:tcW w:w="192" w:type="pct"/>
+            <w:tcW w:w="135" w:type="pct"/>
             <w:tcBorders>
               <w:top w:val="single" w:sz="12" w:space="0" w:color="auto"/>
               <w:left w:val="single" w:sz="12" w:space="0" w:color="auto"/>
@@ -991,7 +971,7 @@
         </w:tc>
         <w:tc>
           <w:tcPr>
-            <w:tcW w:w="188" w:type="pct"/>
+            <w:tcW w:w="135" w:type="pct"/>
             <w:tcBorders>
               <w:top w:val="single" w:sz="12" w:space="0" w:color="auto"/>
               <w:left w:val="single" w:sz="12" w:space="0" w:color="auto"/>
@@ -1030,8 +1010,7 @@
                 <w:szCs w:val="16"/>
                 <w:lang w:eastAsia="de-CH"/>
               </w:rPr>
-              <w:br/>
-              <w:t>(Empfehlung)</w:t>
+              <w:t xml:space="preserve"> (*)</w:t>
             </w:r>
           </w:p>
         </w:tc>
@@ -1043,6 +1022,8 @@
         <w:rPr>
           <w:b/>
           <w:bCs/>
+          <w:sz w:val="16"/>
+          <w:szCs w:val="16"/>
           <w:lang w:eastAsia="de-CH"/>
         </w:rPr>
       </w:pPr>
@@ -1050,24 +1031,8 @@
         <w:rPr>
           <w:b/>
           <w:bCs/>
-          <w:lang w:eastAsia="de-CH"/>
-        </w:rPr>
-        <w:br w:type="textWrapping" w:clear="all"/>
-      </w:r>
-    </w:p>
-    <w:p>
-      <w:pPr>
-        <w:spacing w:after="160" w:line="259" w:lineRule="auto"/>
-        <w:rPr>
-          <w:b/>
-          <w:bCs/>
-          <w:lang w:eastAsia="de-CH"/>
-        </w:rPr>
-      </w:pPr>
-      <w:r>
-        <w:rPr>
-          <w:b/>
-          <w:bCs/>
+          <w:sz w:val="16"/>
+          <w:szCs w:val="16"/>
           <w:lang w:eastAsia="de-CH"/>
         </w:rPr>
         <w:br w:type="page"/>
@@ -1172,16 +1137,12 @@
           <w:p>
             <w:pPr>
               <w:rPr>
-                <w:sz w:val="16"/>
-                <w:szCs w:val="16"/>
                 <w:lang w:eastAsia="de-CH"/>
               </w:rPr>
             </w:pPr>
             <w:r>
               <w:rPr>
                 <w:rFonts w:ascii="Cambria" w:hAnsi="Cambria" w:cs="Cambria"/>
-                <w:sz w:val="16"/>
-                <w:szCs w:val="16"/>
                 <w:lang w:eastAsia="de-CH"/>
               </w:rPr>
               <w:t> </w:t>
@@ -1210,15 +1171,11 @@
           <w:p>
             <w:pPr>
               <w:rPr>
-                <w:sz w:val="16"/>
-                <w:szCs w:val="16"/>
                 <w:lang w:eastAsia="de-CH"/>
               </w:rPr>
             </w:pPr>
             <w:r>
               <w:rPr>
-                <w:sz w:val="16"/>
-                <w:szCs w:val="16"/>
                 <w:lang w:eastAsia="de-CH"/>
               </w:rPr>
               <w:t>Kritisch</w:t>
@@ -1242,15 +1199,11 @@
           <w:p>
             <w:pPr>
               <w:rPr>
-                <w:sz w:val="16"/>
-                <w:szCs w:val="16"/>
                 <w:lang w:eastAsia="de-CH"/>
               </w:rPr>
             </w:pPr>
             <w:r>
               <w:rPr>
-                <w:sz w:val="16"/>
-                <w:szCs w:val="16"/>
                 <w:lang w:eastAsia="de-CH"/>
               </w:rPr>
               <w:t xml:space="preserve">Abweichung mit Hinweis auf Compliance, sowie "Gefahr in Verzug" = Schutz von Leib und Leben / Risikominimierung / rechtliche Vorgabe  </w:t>
@@ -1279,15 +1232,11 @@
           <w:p>
             <w:pPr>
               <w:rPr>
-                <w:sz w:val="16"/>
-                <w:szCs w:val="16"/>
                 <w:lang w:eastAsia="de-CH"/>
               </w:rPr>
             </w:pPr>
             <w:r>
               <w:rPr>
-                <w:sz w:val="16"/>
-                <w:szCs w:val="16"/>
                 <w:lang w:eastAsia="de-CH"/>
               </w:rPr>
               <w:t>Wichtig</w:t>
@@ -1311,15 +1260,11 @@
           <w:p>
             <w:pPr>
               <w:rPr>
-                <w:sz w:val="16"/>
-                <w:szCs w:val="16"/>
                 <w:lang w:eastAsia="de-CH"/>
               </w:rPr>
             </w:pPr>
             <w:r>
               <w:rPr>
-                <w:sz w:val="16"/>
-                <w:szCs w:val="16"/>
                 <w:lang w:eastAsia="de-CH"/>
               </w:rPr>
               <w:t>Jede nicht kritische Abweichung / Risikominimierung / rechtliche Vorgabe</w:t>
@@ -1349,15 +1294,11 @@
           <w:p>
             <w:pPr>
               <w:rPr>
-                <w:sz w:val="16"/>
-                <w:szCs w:val="16"/>
                 <w:lang w:eastAsia="de-CH"/>
               </w:rPr>
             </w:pPr>
             <w:r>
               <w:rPr>
-                <w:sz w:val="16"/>
-                <w:szCs w:val="16"/>
                 <w:lang w:eastAsia="de-CH"/>
               </w:rPr>
               <w:t>Empfehlung</w:t>
@@ -1381,34 +1322,14 @@
           <w:p>
             <w:pPr>
               <w:rPr>
-                <w:sz w:val="16"/>
-                <w:szCs w:val="16"/>
                 <w:lang w:eastAsia="de-CH"/>
               </w:rPr>
             </w:pPr>
             <w:r>
               <w:rPr>
-                <w:sz w:val="16"/>
-                <w:szCs w:val="16"/>
                 <w:lang w:eastAsia="de-CH"/>
               </w:rPr>
-              <w:t>jede Verbesserung ist eine Empfehlung / Werterhalt und Effizi</w:t>
-            </w:r>
-            <w:r>
-              <w:rPr>
-                <w:sz w:val="16"/>
-                <w:szCs w:val="16"/>
-                <w:lang w:eastAsia="de-CH"/>
-              </w:rPr>
-              <w:t>en</w:t>
-            </w:r>
-            <w:r>
-              <w:rPr>
-                <w:sz w:val="16"/>
-                <w:szCs w:val="16"/>
-                <w:lang w:eastAsia="de-CH"/>
-              </w:rPr>
-              <w:t>zsteigerung</w:t>
+              <w:t>jede Verbesserung ist eine Empfehlung / Werterhalt und Effizienzsteigerung</w:t>
             </w:r>
           </w:p>
         </w:tc>
@@ -1419,25 +1340,35 @@
         <w:pStyle w:val="Titel"/>
         <w:rPr>
           <w:rFonts w:ascii="T-Star" w:hAnsi="T-Star"/>
-          <w:sz w:val="32"/>
-          <w:szCs w:val="32"/>
-        </w:rPr>
-      </w:pPr>
+          <w:sz w:val="18"/>
+          <w:szCs w:val="18"/>
+        </w:rPr>
+      </w:pPr>
+      <w:r>
+        <w:rPr>
+          <w:rFonts w:ascii="T-Star" w:hAnsi="T-Star"/>
+          <w:sz w:val="18"/>
+          <w:szCs w:val="18"/>
+        </w:rPr>
+        <w:t>* Die angegebenen Fristen sind als Empfehlung zu verstehen</w:t>
+      </w:r>
     </w:p>
+    <w:p/>
+    <w:p/>
     <w:p>
       <w:pPr>
         <w:pStyle w:val="Titel"/>
         <w:rPr>
           <w:rFonts w:ascii="T-Star" w:hAnsi="T-Star"/>
-          <w:sz w:val="28"/>
-          <w:szCs w:val="28"/>
+          <w:sz w:val="24"/>
+          <w:szCs w:val="24"/>
         </w:rPr>
       </w:pPr>
       <w:r>
         <w:rPr>
           <w:rFonts w:ascii="T-Star" w:hAnsi="T-Star"/>
-          <w:sz w:val="28"/>
-          <w:szCs w:val="28"/>
+          <w:sz w:val="24"/>
+          <w:szCs w:val="24"/>
         </w:rPr>
         <w:t>Anhang Pläne:</w:t>
       </w:r>
@@ -1484,8 +1415,8 @@
           <w:rFonts w:eastAsiaTheme="majorEastAsia" w:cstheme="majorBidi"/>
           <w:spacing w:val="-10"/>
           <w:kern w:val="28"/>
-          <w:sz w:val="28"/>
-          <w:szCs w:val="28"/>
+          <w:sz w:val="24"/>
+          <w:szCs w:val="24"/>
         </w:rPr>
       </w:pPr>
       <w:r>
@@ -1493,8 +1424,8 @@
           <w:rFonts w:eastAsiaTheme="majorEastAsia" w:cstheme="majorBidi"/>
           <w:spacing w:val="-10"/>
           <w:kern w:val="28"/>
-          <w:sz w:val="28"/>
-          <w:szCs w:val="28"/>
+          <w:sz w:val="24"/>
+          <w:szCs w:val="24"/>
           <w:lang w:eastAsia="de-CH"/>
         </w:rPr>
         <w:lastRenderedPageBreak/>
@@ -1506,8 +1437,8 @@
           <w:rFonts w:eastAsiaTheme="majorEastAsia" w:cstheme="majorBidi"/>
           <w:spacing w:val="-10"/>
           <w:kern w:val="28"/>
-          <w:sz w:val="28"/>
-          <w:szCs w:val="28"/>
+          <w:sz w:val="24"/>
+          <w:szCs w:val="24"/>
           <w:lang w:eastAsia="de-CH"/>
         </w:rPr>
         <w:t>plan_images</w:t>
@@ -1518,8 +1449,8 @@
           <w:rFonts w:eastAsiaTheme="majorEastAsia" w:cstheme="majorBidi"/>
           <w:spacing w:val="-10"/>
           <w:kern w:val="28"/>
-          <w:sz w:val="28"/>
-          <w:szCs w:val="28"/>
+          <w:sz w:val="24"/>
+          <w:szCs w:val="24"/>
           <w:lang w:eastAsia="de-CH"/>
         </w:rPr>
         <w:t>/</w:t>
@@ -1529,8 +1460,8 @@
           <w:rFonts w:eastAsiaTheme="majorEastAsia" w:cstheme="majorBidi"/>
           <w:spacing w:val="-10"/>
           <w:kern w:val="28"/>
-          <w:sz w:val="28"/>
-          <w:szCs w:val="28"/>
+          <w:sz w:val="24"/>
+          <w:szCs w:val="24"/>
           <w:lang w:eastAsia="de-CH"/>
         </w:rPr>
         <w:t>380/230</w:t>
@@ -1540,8 +1471,8 @@
           <w:rFonts w:eastAsiaTheme="majorEastAsia" w:cstheme="majorBidi"/>
           <w:spacing w:val="-10"/>
           <w:kern w:val="28"/>
-          <w:sz w:val="28"/>
-          <w:szCs w:val="28"/>
+          <w:sz w:val="24"/>
+          <w:szCs w:val="24"/>
           <w:lang w:eastAsia="de-CH"/>
         </w:rPr>
         <w:t>}</w:t>

--- a/SnapDoc/Resources/Raw/template_ebbe.docx
+++ b/SnapDoc/Resources/Raw/template_ebbe.docx
@@ -220,30 +220,53 @@
     <w:p>
       <w:pPr>
         <w:rPr>
-          <w:lang w:eastAsia="de-CH"/>
-        </w:rPr>
-      </w:pPr>
-      <w:r>
-        <w:rPr>
-          <w:lang w:eastAsia="de-CH"/>
-        </w:rPr>
-        <w:t>Datum Begehung:</w:t>
-      </w:r>
-      <w:r>
-        <w:rPr>
-          <w:lang w:eastAsia="de-CH"/>
+          <w:lang w:val="en-US" w:eastAsia="de-CH"/>
+        </w:rPr>
+      </w:pPr>
+      <w:r>
+        <w:rPr>
+          <w:lang w:val="en-US" w:eastAsia="de-CH"/>
+        </w:rPr>
+        <w:t xml:space="preserve">Datum </w:t>
+      </w:r>
+      <w:proofErr w:type="spellStart"/>
+      <w:r>
+        <w:rPr>
+          <w:lang w:val="en-US" w:eastAsia="de-CH"/>
+        </w:rPr>
+        <w:t>Begehung</w:t>
+      </w:r>
+      <w:proofErr w:type="spellEnd"/>
+      <w:r>
+        <w:rPr>
+          <w:lang w:val="en-US" w:eastAsia="de-CH"/>
+        </w:rPr>
+        <w:t>:</w:t>
+      </w:r>
+      <w:r>
+        <w:rPr>
+          <w:lang w:val="en-US" w:eastAsia="de-CH"/>
         </w:rPr>
         <w:tab/>
       </w:r>
       <w:r>
+        <w:rPr>
+          <w:lang w:val="en-US"/>
+        </w:rPr>
         <w:t>${</w:t>
       </w:r>
       <w:proofErr w:type="spellStart"/>
       <w:r>
+        <w:rPr>
+          <w:lang w:val="en-US"/>
+        </w:rPr>
         <w:t>creation_date</w:t>
       </w:r>
       <w:proofErr w:type="spellEnd"/>
       <w:r>
+        <w:rPr>
+          <w:lang w:val="en-US"/>
+        </w:rPr>
         <w:t>}</w:t>
       </w:r>
     </w:p>
@@ -308,25 +331,30 @@
           <w:lang w:eastAsia="de-CH"/>
         </w:rPr>
         <w:br/>
-        <w:t>Emch+Berger AG Bern</w:t>
+      </w:r>
+      <w:proofErr w:type="spellStart"/>
+      <w:r>
+        <w:rPr>
+          <w:lang w:eastAsia="de-CH"/>
+        </w:rPr>
+        <w:t>Emch+Berger</w:t>
+      </w:r>
+      <w:proofErr w:type="spellEnd"/>
+      <w:r>
+        <w:rPr>
+          <w:lang w:eastAsia="de-CH"/>
+        </w:rPr>
+        <w:t xml:space="preserve"> AG Bern</w:t>
       </w:r>
     </w:p>
     <w:p>
       <w:pPr>
-        <w:tabs>
-          <w:tab w:val="center" w:pos="7513"/>
-        </w:tabs>
+        <w:jc w:val="center"/>
         <w:rPr>
           <w:lang w:eastAsia="de-CH"/>
         </w:rPr>
       </w:pPr>
       <w:r>
-        <w:rPr>
-          <w:lang w:eastAsia="de-CH"/>
-        </w:rPr>
-        <w:tab/>
-      </w:r>
-      <w:r>
         <w:t>${</w:t>
       </w:r>
       <w:proofErr w:type="spellStart"/>
@@ -334,6 +362,18 @@
         <w:t>title_image</w:t>
       </w:r>
       <w:proofErr w:type="spellEnd"/>
+      <w:r>
+        <w:t>/</w:t>
+      </w:r>
+      <w:r>
+        <w:t>140</w:t>
+      </w:r>
+      <w:r>
+        <w:t>/</w:t>
+      </w:r>
+      <w:r>
+        <w:t>90</w:t>
+      </w:r>
       <w:r>
         <w:t>}</w:t>
       </w:r>
@@ -359,7 +399,7 @@
       <w:tblPr>
         <w:tblpPr w:leftFromText="141" w:rightFromText="141" w:vertAnchor="text" w:tblpY="1"/>
         <w:tblOverlap w:val="never"/>
-        <w:tblW w:w="4997" w:type="pct"/>
+        <w:tblW w:w="5001" w:type="pct"/>
         <w:tblBorders>
           <w:top w:val="single" w:sz="4" w:space="0" w:color="auto"/>
           <w:left w:val="single" w:sz="4" w:space="0" w:color="auto"/>
@@ -379,28 +419,28 @@
         <w:tblCaption w:val="Pin_Table"/>
       </w:tblPr>
       <w:tblGrid>
-        <w:gridCol w:w="414"/>
-        <w:gridCol w:w="1559"/>
-        <w:gridCol w:w="4676"/>
-        <w:gridCol w:w="2420"/>
-        <w:gridCol w:w="2420"/>
-        <w:gridCol w:w="2423"/>
-        <w:gridCol w:w="397"/>
-        <w:gridCol w:w="394"/>
+        <w:gridCol w:w="422"/>
+        <w:gridCol w:w="1561"/>
+        <w:gridCol w:w="4762"/>
+        <w:gridCol w:w="2378"/>
+        <w:gridCol w:w="2378"/>
+        <w:gridCol w:w="2378"/>
+        <w:gridCol w:w="427"/>
+        <w:gridCol w:w="409"/>
       </w:tblGrid>
       <w:tr>
         <w:trPr>
           <w:cantSplit/>
-          <w:trHeight w:val="755"/>
+          <w:trHeight w:val="753"/>
           <w:tblHeader/>
         </w:trPr>
         <w:tc>
           <w:tcPr>
-            <w:tcW w:w="141" w:type="pct"/>
+            <w:tcW w:w="143" w:type="pct"/>
             <w:tcBorders>
               <w:top w:val="single" w:sz="12" w:space="0" w:color="auto"/>
               <w:left w:val="single" w:sz="12" w:space="0" w:color="auto"/>
-              <w:bottom w:val="single" w:sz="12" w:space="0" w:color="auto"/>
+              <w:bottom w:val="single" w:sz="4" w:space="0" w:color="auto"/>
               <w:right w:val="single" w:sz="12" w:space="0" w:color="auto"/>
             </w:tcBorders>
             <w:shd w:val="clear" w:color="000000" w:fill="D9D9D9"/>
@@ -422,41 +462,19 @@
             <w:r>
               <w:rPr>
                 <w:b/>
-                <w:sz w:val="16"/>
                 <w:szCs w:val="16"/>
                 <w:lang w:eastAsia="de-CH"/>
               </w:rPr>
               <w:lastRenderedPageBreak/>
-              <w:t>Nr.</w:t>
+              <w:t>Nr</w:t>
             </w:r>
             <w:r>
               <w:rPr>
                 <w:b/>
-                <w:sz w:val="12"/>
-                <w:szCs w:val="12"/>
+                <w:szCs w:val="16"/>
                 <w:lang w:eastAsia="de-CH"/>
               </w:rPr>
-              <w:t>${</w:t>
-            </w:r>
-            <w:proofErr w:type="spellStart"/>
-            <w:r>
-              <w:rPr>
-                <w:b/>
-                <w:sz w:val="12"/>
-                <w:szCs w:val="12"/>
-                <w:lang w:eastAsia="de-CH"/>
-              </w:rPr>
-              <w:t>pin_nr</w:t>
-            </w:r>
-            <w:proofErr w:type="spellEnd"/>
-            <w:r>
-              <w:rPr>
-                <w:b/>
-                <w:sz w:val="12"/>
-                <w:szCs w:val="12"/>
-                <w:lang w:eastAsia="de-CH"/>
-              </w:rPr>
-              <w:t>}</w:t>
+              <w:t>.</w:t>
             </w:r>
           </w:p>
         </w:tc>
@@ -466,7 +484,7 @@
             <w:tcBorders>
               <w:top w:val="single" w:sz="12" w:space="0" w:color="auto"/>
               <w:left w:val="single" w:sz="12" w:space="0" w:color="auto"/>
-              <w:bottom w:val="single" w:sz="12" w:space="0" w:color="auto"/>
+              <w:bottom w:val="single" w:sz="4" w:space="0" w:color="auto"/>
               <w:right w:val="single" w:sz="12" w:space="0" w:color="auto"/>
             </w:tcBorders>
             <w:shd w:val="clear" w:color="000000" w:fill="D9D9D9"/>
@@ -480,136 +498,50 @@
                 <w:b/>
                 <w:sz w:val="12"/>
                 <w:szCs w:val="12"/>
-                <w:lang w:val="fr-CH" w:eastAsia="de-CH"/>
+                <w:lang w:eastAsia="de-CH"/>
               </w:rPr>
             </w:pPr>
-            <w:proofErr w:type="spellStart"/>
             <w:r>
               <w:rPr>
                 <w:b/>
-                <w:sz w:val="16"/>
-                <w:szCs w:val="16"/>
-                <w:lang w:val="fr-CH" w:eastAsia="de-CH"/>
+                <w:szCs w:val="16"/>
+                <w:lang w:eastAsia="de-CH"/>
               </w:rPr>
               <w:t>Positionsbild</w:t>
             </w:r>
-            <w:proofErr w:type="spellEnd"/>
             <w:r>
               <w:rPr>
                 <w:b/>
-                <w:sz w:val="16"/>
-                <w:szCs w:val="16"/>
-                <w:lang w:val="fr-CH" w:eastAsia="de-CH"/>
+                <w:szCs w:val="16"/>
+                <w:lang w:eastAsia="de-CH"/>
               </w:rPr>
               <w:br/>
             </w:r>
-            <w:proofErr w:type="spellStart"/>
             <w:r>
               <w:rPr>
                 <w:b/>
-                <w:sz w:val="16"/>
-                <w:szCs w:val="16"/>
-                <w:lang w:val="fr-CH" w:eastAsia="de-CH"/>
+                <w:szCs w:val="16"/>
+                <w:lang w:eastAsia="de-CH"/>
               </w:rPr>
               <w:t>Geschos</w:t>
             </w:r>
             <w:r>
               <w:rPr>
                 <w:b/>
-                <w:sz w:val="16"/>
-                <w:szCs w:val="16"/>
-                <w:lang w:val="fr-CH" w:eastAsia="de-CH"/>
+                <w:szCs w:val="16"/>
+                <w:lang w:eastAsia="de-CH"/>
               </w:rPr>
               <w:t>s</w:t>
-            </w:r>
-            <w:proofErr w:type="spellEnd"/>
-            <w:r>
-              <w:rPr>
-                <w:b/>
-                <w:sz w:val="12"/>
-                <w:szCs w:val="12"/>
-                <w:lang w:val="fr-CH" w:eastAsia="de-CH"/>
-              </w:rPr>
-              <w:t>${</w:t>
-            </w:r>
-            <w:proofErr w:type="spellStart"/>
-            <w:r>
-              <w:rPr>
-                <w:b/>
-                <w:sz w:val="12"/>
-                <w:szCs w:val="12"/>
-                <w:lang w:val="fr-CH" w:eastAsia="de-CH"/>
-              </w:rPr>
-              <w:t>pin_planName</w:t>
-            </w:r>
-            <w:proofErr w:type="spellEnd"/>
-            <w:r>
-              <w:rPr>
-                <w:b/>
-                <w:sz w:val="12"/>
-                <w:szCs w:val="12"/>
-                <w:lang w:val="fr-CH" w:eastAsia="de-CH"/>
-              </w:rPr>
-              <w:t>}${</w:t>
-            </w:r>
-            <w:proofErr w:type="spellStart"/>
-            <w:r>
-              <w:rPr>
-                <w:b/>
-                <w:sz w:val="12"/>
-                <w:szCs w:val="12"/>
-                <w:lang w:val="fr-CH" w:eastAsia="de-CH"/>
-              </w:rPr>
-              <w:t>pin_location</w:t>
-            </w:r>
-            <w:proofErr w:type="spellEnd"/>
-            <w:r>
-              <w:rPr>
-                <w:b/>
-                <w:sz w:val="12"/>
-                <w:szCs w:val="12"/>
-                <w:lang w:val="fr-CH" w:eastAsia="de-CH"/>
-              </w:rPr>
-              <w:t>}</w:t>
-            </w:r>
-            <w:r>
-              <w:rPr>
-                <w:b/>
-                <w:sz w:val="12"/>
-                <w:szCs w:val="12"/>
-                <w:lang w:val="fr-CH" w:eastAsia="de-CH"/>
-              </w:rPr>
-              <w:t>${</w:t>
-            </w:r>
-            <w:proofErr w:type="spellStart"/>
-            <w:r>
-              <w:rPr>
-                <w:b/>
-                <w:sz w:val="12"/>
-                <w:szCs w:val="12"/>
-                <w:lang w:val="fr-CH" w:eastAsia="de-CH"/>
-              </w:rPr>
-              <w:t>pin_posImage</w:t>
-            </w:r>
-            <w:proofErr w:type="spellEnd"/>
-            <w:r>
-              <w:rPr>
-                <w:b/>
-                <w:sz w:val="12"/>
-                <w:szCs w:val="12"/>
-                <w:lang w:val="fr-CH" w:eastAsia="de-CH"/>
-              </w:rPr>
-              <w:t>}</w:t>
             </w:r>
           </w:p>
         </w:tc>
         <w:tc>
           <w:tcPr>
-            <w:tcW w:w="1590" w:type="pct"/>
+            <w:tcW w:w="1618" w:type="pct"/>
             <w:tcBorders>
               <w:top w:val="single" w:sz="12" w:space="0" w:color="auto"/>
               <w:left w:val="single" w:sz="12" w:space="0" w:color="auto"/>
-              <w:bottom w:val="single" w:sz="12" w:space="0" w:color="auto"/>
+              <w:bottom w:val="single" w:sz="4" w:space="0" w:color="auto"/>
               <w:right w:val="single" w:sz="12" w:space="0" w:color="auto"/>
             </w:tcBorders>
             <w:shd w:val="clear" w:color="000000" w:fill="D9D9D9"/>
@@ -627,108 +559,20 @@
             <w:r>
               <w:rPr>
                 <w:b/>
-                <w:sz w:val="16"/>
                 <w:szCs w:val="16"/>
                 <w:lang w:val="it-IT" w:eastAsia="de-CH"/>
               </w:rPr>
               <w:t>Foto</w:t>
             </w:r>
-            <w:r>
-              <w:rPr>
-                <w:b/>
-                <w:sz w:val="12"/>
-                <w:szCs w:val="12"/>
-                <w:lang w:val="it-IT" w:eastAsia="de-CH"/>
-              </w:rPr>
-              <w:t>${</w:t>
-            </w:r>
-            <w:proofErr w:type="spellStart"/>
-            <w:r>
-              <w:rPr>
-                <w:b/>
-                <w:sz w:val="12"/>
-                <w:szCs w:val="12"/>
-                <w:lang w:val="it-IT" w:eastAsia="de-CH"/>
-              </w:rPr>
-              <w:t>pin_name</w:t>
-            </w:r>
-            <w:proofErr w:type="spellEnd"/>
-            <w:r>
-              <w:rPr>
-                <w:b/>
-                <w:sz w:val="12"/>
-                <w:szCs w:val="12"/>
-                <w:lang w:val="it-IT" w:eastAsia="de-CH"/>
-              </w:rPr>
-              <w:t>}</w:t>
-            </w:r>
-            <w:r>
-              <w:rPr>
-                <w:b/>
-                <w:sz w:val="12"/>
-                <w:szCs w:val="12"/>
-                <w:lang w:val="it-IT" w:eastAsia="de-CH"/>
-              </w:rPr>
-              <w:t>${</w:t>
-            </w:r>
-            <w:proofErr w:type="spellStart"/>
-            <w:r>
-              <w:rPr>
-                <w:b/>
-                <w:sz w:val="12"/>
-                <w:szCs w:val="12"/>
-                <w:lang w:val="it-IT" w:eastAsia="de-CH"/>
-              </w:rPr>
-              <w:t>pin_</w:t>
-            </w:r>
-            <w:r>
-              <w:rPr>
-                <w:b/>
-                <w:sz w:val="12"/>
-                <w:szCs w:val="12"/>
-                <w:lang w:val="it-IT" w:eastAsia="de-CH"/>
-              </w:rPr>
-              <w:t>f</w:t>
-            </w:r>
-            <w:r>
-              <w:rPr>
-                <w:b/>
-                <w:sz w:val="12"/>
-                <w:szCs w:val="12"/>
-                <w:lang w:val="it-IT" w:eastAsia="de-CH"/>
-              </w:rPr>
-              <w:t>otoList</w:t>
-            </w:r>
-            <w:proofErr w:type="spellEnd"/>
-            <w:r>
-              <w:rPr>
-                <w:b/>
-                <w:sz w:val="12"/>
-                <w:szCs w:val="12"/>
-                <w:lang w:val="it-IT" w:eastAsia="de-CH"/>
-              </w:rPr>
-              <w:t>}</w:t>
-            </w:r>
-          </w:p>
-          <w:p>
-            <w:pPr>
-              <w:jc w:val="center"/>
-              <w:rPr>
-                <w:b/>
-                <w:sz w:val="16"/>
-                <w:szCs w:val="16"/>
-                <w:lang w:val="it-IT" w:eastAsia="de-CH"/>
-              </w:rPr>
-            </w:pPr>
           </w:p>
         </w:tc>
         <w:tc>
           <w:tcPr>
-            <w:tcW w:w="823" w:type="pct"/>
+            <w:tcW w:w="808" w:type="pct"/>
             <w:tcBorders>
               <w:top w:val="single" w:sz="12" w:space="0" w:color="auto"/>
               <w:left w:val="single" w:sz="12" w:space="0" w:color="auto"/>
-              <w:bottom w:val="single" w:sz="12" w:space="0" w:color="auto"/>
+              <w:bottom w:val="single" w:sz="4" w:space="0" w:color="auto"/>
               <w:right w:val="single" w:sz="12" w:space="0" w:color="auto"/>
             </w:tcBorders>
             <w:shd w:val="clear" w:color="000000" w:fill="D9D9D9"/>
@@ -741,7 +585,6 @@
               <w:rPr>
                 <w:b/>
                 <w:bCs/>
-                <w:sz w:val="16"/>
                 <w:szCs w:val="16"/>
                 <w:lang w:eastAsia="de-CH"/>
               </w:rPr>
@@ -749,7 +592,6 @@
             <w:r>
               <w:rPr>
                 <w:b/>
-                <w:sz w:val="16"/>
                 <w:szCs w:val="16"/>
                 <w:lang w:eastAsia="de-CH"/>
               </w:rPr>
@@ -762,7 +604,6 @@
               <w:jc w:val="center"/>
               <w:rPr>
                 <w:b/>
-                <w:sz w:val="16"/>
                 <w:szCs w:val="16"/>
                 <w:lang w:eastAsia="de-CH"/>
               </w:rPr>
@@ -770,50 +611,20 @@
             <w:r>
               <w:rPr>
                 <w:b/>
-                <w:sz w:val="16"/>
                 <w:szCs w:val="16"/>
                 <w:lang w:eastAsia="de-CH"/>
               </w:rPr>
               <w:t>Ist- Zustand</w:t>
-            </w:r>
-            <w:r>
-              <w:rPr>
-                <w:b/>
-                <w:sz w:val="12"/>
-                <w:szCs w:val="12"/>
-                <w:lang w:eastAsia="de-CH"/>
-              </w:rPr>
-              <w:t>${</w:t>
-            </w:r>
-            <w:proofErr w:type="spellStart"/>
-            <w:r>
-              <w:rPr>
-                <w:b/>
-                <w:sz w:val="12"/>
-                <w:szCs w:val="12"/>
-                <w:lang w:eastAsia="de-CH"/>
-              </w:rPr>
-              <w:t>pin_desc</w:t>
-            </w:r>
-            <w:proofErr w:type="spellEnd"/>
-            <w:r>
-              <w:rPr>
-                <w:b/>
-                <w:sz w:val="12"/>
-                <w:szCs w:val="12"/>
-                <w:lang w:eastAsia="de-CH"/>
-              </w:rPr>
-              <w:t>}</w:t>
             </w:r>
           </w:p>
         </w:tc>
         <w:tc>
           <w:tcPr>
-            <w:tcW w:w="823" w:type="pct"/>
+            <w:tcW w:w="808" w:type="pct"/>
             <w:tcBorders>
               <w:top w:val="single" w:sz="12" w:space="0" w:color="auto"/>
               <w:left w:val="single" w:sz="12" w:space="0" w:color="auto"/>
-              <w:bottom w:val="single" w:sz="12" w:space="0" w:color="auto"/>
+              <w:bottom w:val="single" w:sz="4" w:space="0" w:color="auto"/>
               <w:right w:val="single" w:sz="12" w:space="0" w:color="auto"/>
             </w:tcBorders>
             <w:shd w:val="clear" w:color="000000" w:fill="D9D9D9"/>
@@ -826,7 +637,6 @@
               <w:rPr>
                 <w:b/>
                 <w:bCs/>
-                <w:sz w:val="16"/>
                 <w:szCs w:val="16"/>
                 <w:lang w:eastAsia="de-CH"/>
               </w:rPr>
@@ -834,7 +644,6 @@
             <w:r>
               <w:rPr>
                 <w:b/>
-                <w:sz w:val="16"/>
                 <w:szCs w:val="16"/>
                 <w:lang w:eastAsia="de-CH"/>
               </w:rPr>
@@ -843,7 +652,6 @@
             <w:r>
               <w:rPr>
                 <w:b/>
-                <w:sz w:val="16"/>
                 <w:szCs w:val="16"/>
                 <w:lang w:eastAsia="de-CH"/>
               </w:rPr>
@@ -856,14 +664,12 @@
               <w:ind w:hanging="65"/>
               <w:jc w:val="center"/>
               <w:rPr>
-                <w:sz w:val="16"/>
                 <w:szCs w:val="16"/>
                 <w:lang w:eastAsia="de-CH"/>
               </w:rPr>
             </w:pPr>
             <w:r>
               <w:rPr>
-                <w:sz w:val="16"/>
                 <w:szCs w:val="16"/>
                 <w:lang w:eastAsia="de-CH"/>
               </w:rPr>
@@ -873,11 +679,11 @@
         </w:tc>
         <w:tc>
           <w:tcPr>
-            <w:tcW w:w="824" w:type="pct"/>
+            <w:tcW w:w="808" w:type="pct"/>
             <w:tcBorders>
               <w:top w:val="single" w:sz="12" w:space="0" w:color="auto"/>
               <w:left w:val="single" w:sz="12" w:space="0" w:color="auto"/>
-              <w:bottom w:val="single" w:sz="12" w:space="0" w:color="auto"/>
+              <w:bottom w:val="single" w:sz="4" w:space="0" w:color="auto"/>
               <w:right w:val="single" w:sz="12" w:space="0" w:color="auto"/>
             </w:tcBorders>
             <w:shd w:val="clear" w:color="000000" w:fill="D9D9D9"/>
@@ -889,7 +695,6 @@
               <w:jc w:val="center"/>
               <w:rPr>
                 <w:b/>
-                <w:sz w:val="16"/>
                 <w:szCs w:val="16"/>
                 <w:lang w:eastAsia="de-CH"/>
               </w:rPr>
@@ -897,7 +702,6 @@
             <w:r>
               <w:rPr>
                 <w:b/>
-                <w:sz w:val="16"/>
                 <w:szCs w:val="16"/>
                 <w:lang w:eastAsia="de-CH"/>
               </w:rPr>
@@ -907,11 +711,11 @@
         </w:tc>
         <w:tc>
           <w:tcPr>
-            <w:tcW w:w="135" w:type="pct"/>
+            <w:tcW w:w="145" w:type="pct"/>
             <w:tcBorders>
               <w:top w:val="single" w:sz="12" w:space="0" w:color="auto"/>
               <w:left w:val="single" w:sz="12" w:space="0" w:color="auto"/>
-              <w:bottom w:val="single" w:sz="12" w:space="0" w:color="auto"/>
+              <w:bottom w:val="single" w:sz="4" w:space="0" w:color="auto"/>
               <w:right w:val="single" w:sz="12" w:space="0" w:color="auto"/>
             </w:tcBorders>
             <w:shd w:val="clear" w:color="000000" w:fill="D9D9D9"/>
@@ -924,7 +728,6 @@
               <w:jc w:val="center"/>
               <w:rPr>
                 <w:b/>
-                <w:sz w:val="16"/>
                 <w:szCs w:val="16"/>
                 <w:lang w:eastAsia="de-CH"/>
               </w:rPr>
@@ -932,50 +735,20 @@
             <w:r>
               <w:rPr>
                 <w:b/>
-                <w:sz w:val="16"/>
                 <w:szCs w:val="16"/>
                 <w:lang w:eastAsia="de-CH"/>
               </w:rPr>
               <w:t>Priorität</w:t>
-            </w:r>
-            <w:r>
-              <w:rPr>
-                <w:b/>
-                <w:sz w:val="12"/>
-                <w:szCs w:val="12"/>
-                <w:lang w:eastAsia="de-CH"/>
-              </w:rPr>
-              <w:t>${</w:t>
-            </w:r>
-            <w:proofErr w:type="spellStart"/>
-            <w:r>
-              <w:rPr>
-                <w:b/>
-                <w:sz w:val="12"/>
-                <w:szCs w:val="12"/>
-                <w:lang w:eastAsia="de-CH"/>
-              </w:rPr>
-              <w:t>pin_priority</w:t>
-            </w:r>
-            <w:proofErr w:type="spellEnd"/>
-            <w:r>
-              <w:rPr>
-                <w:b/>
-                <w:sz w:val="12"/>
-                <w:szCs w:val="12"/>
-                <w:lang w:eastAsia="de-CH"/>
-              </w:rPr>
-              <w:t>}</w:t>
             </w:r>
           </w:p>
         </w:tc>
         <w:tc>
           <w:tcPr>
-            <w:tcW w:w="135" w:type="pct"/>
+            <w:tcW w:w="139" w:type="pct"/>
             <w:tcBorders>
               <w:top w:val="single" w:sz="12" w:space="0" w:color="auto"/>
               <w:left w:val="single" w:sz="12" w:space="0" w:color="auto"/>
-              <w:bottom w:val="single" w:sz="12" w:space="0" w:color="auto"/>
+              <w:bottom w:val="single" w:sz="4" w:space="0" w:color="auto"/>
               <w:right w:val="single" w:sz="12" w:space="0" w:color="auto"/>
             </w:tcBorders>
             <w:shd w:val="clear" w:color="000000" w:fill="D9D9D9"/>
@@ -989,7 +762,6 @@
               <w:rPr>
                 <w:b/>
                 <w:bCs/>
-                <w:sz w:val="16"/>
                 <w:szCs w:val="16"/>
                 <w:lang w:eastAsia="de-CH"/>
               </w:rPr>
@@ -997,7 +769,6 @@
             <w:r>
               <w:rPr>
                 <w:b/>
-                <w:sz w:val="16"/>
                 <w:szCs w:val="16"/>
                 <w:lang w:eastAsia="de-CH"/>
               </w:rPr>
@@ -1006,12 +777,433 @@
             <w:r>
               <w:rPr>
                 <w:b/>
-                <w:sz w:val="16"/>
                 <w:szCs w:val="16"/>
                 <w:lang w:eastAsia="de-CH"/>
               </w:rPr>
               <w:t xml:space="preserve"> (*)</w:t>
             </w:r>
+          </w:p>
+        </w:tc>
+      </w:tr>
+      <w:tr>
+        <w:trPr>
+          <w:cantSplit/>
+          <w:trHeight w:val="850"/>
+          <w:tblHeader/>
+        </w:trPr>
+        <w:tc>
+          <w:tcPr>
+            <w:tcW w:w="143" w:type="pct"/>
+            <w:tcBorders>
+              <w:top w:val="single" w:sz="4" w:space="0" w:color="auto"/>
+              <w:left w:val="single" w:sz="4" w:space="0" w:color="auto"/>
+              <w:bottom w:val="single" w:sz="4" w:space="0" w:color="auto"/>
+              <w:right w:val="single" w:sz="4" w:space="0" w:color="auto"/>
+            </w:tcBorders>
+          </w:tcPr>
+          <w:p>
+            <w:pPr>
+              <w:jc w:val="center"/>
+              <w:rPr>
+                <w:bCs/>
+                <w:szCs w:val="16"/>
+                <w:lang w:eastAsia="de-CH"/>
+              </w:rPr>
+            </w:pPr>
+            <w:r>
+              <w:rPr>
+                <w:bCs/>
+                <w:szCs w:val="16"/>
+                <w:lang w:eastAsia="de-CH"/>
+              </w:rPr>
+              <w:t>${</w:t>
+            </w:r>
+            <w:proofErr w:type="spellStart"/>
+            <w:r>
+              <w:rPr>
+                <w:bCs/>
+                <w:szCs w:val="16"/>
+                <w:lang w:eastAsia="de-CH"/>
+              </w:rPr>
+              <w:t>pin_nr</w:t>
+            </w:r>
+            <w:proofErr w:type="spellEnd"/>
+            <w:r>
+              <w:rPr>
+                <w:bCs/>
+                <w:szCs w:val="16"/>
+                <w:lang w:eastAsia="de-CH"/>
+              </w:rPr>
+              <w:t>}</w:t>
+            </w:r>
+          </w:p>
+        </w:tc>
+        <w:tc>
+          <w:tcPr>
+            <w:tcW w:w="530" w:type="pct"/>
+            <w:tcBorders>
+              <w:top w:val="single" w:sz="4" w:space="0" w:color="auto"/>
+              <w:left w:val="single" w:sz="4" w:space="0" w:color="auto"/>
+              <w:bottom w:val="single" w:sz="4" w:space="0" w:color="auto"/>
+              <w:right w:val="single" w:sz="4" w:space="0" w:color="auto"/>
+            </w:tcBorders>
+          </w:tcPr>
+          <w:p>
+            <w:pPr>
+              <w:jc w:val="center"/>
+              <w:rPr>
+                <w:bCs/>
+                <w:szCs w:val="16"/>
+                <w:lang w:val="fr-CH" w:eastAsia="de-CH"/>
+              </w:rPr>
+            </w:pPr>
+            <w:r>
+              <w:rPr>
+                <w:bCs/>
+                <w:szCs w:val="16"/>
+                <w:lang w:val="fr-CH" w:eastAsia="de-CH"/>
+              </w:rPr>
+              <w:t>${</w:t>
+            </w:r>
+            <w:proofErr w:type="spellStart"/>
+            <w:r>
+              <w:rPr>
+                <w:bCs/>
+                <w:szCs w:val="16"/>
+                <w:lang w:val="fr-CH" w:eastAsia="de-CH"/>
+              </w:rPr>
+              <w:t>pin_</w:t>
+            </w:r>
+            <w:proofErr w:type="gramStart"/>
+            <w:r>
+              <w:rPr>
+                <w:bCs/>
+                <w:szCs w:val="16"/>
+                <w:lang w:val="fr-CH" w:eastAsia="de-CH"/>
+              </w:rPr>
+              <w:t>planName</w:t>
+            </w:r>
+            <w:proofErr w:type="spellEnd"/>
+            <w:r>
+              <w:rPr>
+                <w:bCs/>
+                <w:szCs w:val="16"/>
+                <w:lang w:val="fr-CH" w:eastAsia="de-CH"/>
+              </w:rPr>
+              <w:t>}$</w:t>
+            </w:r>
+            <w:proofErr w:type="gramEnd"/>
+            <w:r>
+              <w:rPr>
+                <w:bCs/>
+                <w:szCs w:val="16"/>
+                <w:lang w:val="fr-CH" w:eastAsia="de-CH"/>
+              </w:rPr>
+              <w:t>{</w:t>
+            </w:r>
+            <w:proofErr w:type="spellStart"/>
+            <w:r>
+              <w:rPr>
+                <w:bCs/>
+                <w:szCs w:val="16"/>
+                <w:lang w:val="fr-CH" w:eastAsia="de-CH"/>
+              </w:rPr>
+              <w:t>pin_</w:t>
+            </w:r>
+            <w:proofErr w:type="gramStart"/>
+            <w:r>
+              <w:rPr>
+                <w:bCs/>
+                <w:szCs w:val="16"/>
+                <w:lang w:val="fr-CH" w:eastAsia="de-CH"/>
+              </w:rPr>
+              <w:t>location</w:t>
+            </w:r>
+            <w:proofErr w:type="spellEnd"/>
+            <w:r>
+              <w:rPr>
+                <w:bCs/>
+                <w:szCs w:val="16"/>
+                <w:lang w:val="fr-CH" w:eastAsia="de-CH"/>
+              </w:rPr>
+              <w:t>}$</w:t>
+            </w:r>
+            <w:proofErr w:type="gramEnd"/>
+            <w:r>
+              <w:rPr>
+                <w:bCs/>
+                <w:szCs w:val="16"/>
+                <w:lang w:val="fr-CH" w:eastAsia="de-CH"/>
+              </w:rPr>
+              <w:t>{</w:t>
+            </w:r>
+            <w:proofErr w:type="spellStart"/>
+            <w:r>
+              <w:rPr>
+                <w:bCs/>
+                <w:szCs w:val="16"/>
+                <w:lang w:val="fr-CH" w:eastAsia="de-CH"/>
+              </w:rPr>
+              <w:t>pin_posImage</w:t>
+            </w:r>
+            <w:proofErr w:type="spellEnd"/>
+            <w:r>
+              <w:rPr>
+                <w:bCs/>
+                <w:szCs w:val="16"/>
+                <w:lang w:val="fr-CH" w:eastAsia="de-CH"/>
+              </w:rPr>
+              <w:t>/25/25</w:t>
+            </w:r>
+            <w:r>
+              <w:rPr>
+                <w:bCs/>
+                <w:szCs w:val="16"/>
+                <w:lang w:val="fr-CH" w:eastAsia="de-CH"/>
+              </w:rPr>
+              <w:t>}</w:t>
+            </w:r>
+          </w:p>
+        </w:tc>
+        <w:tc>
+          <w:tcPr>
+            <w:tcW w:w="1618" w:type="pct"/>
+            <w:tcBorders>
+              <w:top w:val="single" w:sz="4" w:space="0" w:color="auto"/>
+              <w:left w:val="single" w:sz="4" w:space="0" w:color="auto"/>
+              <w:bottom w:val="single" w:sz="4" w:space="0" w:color="auto"/>
+              <w:right w:val="single" w:sz="4" w:space="0" w:color="auto"/>
+            </w:tcBorders>
+          </w:tcPr>
+          <w:p>
+            <w:pPr>
+              <w:rPr>
+                <w:bCs/>
+                <w:szCs w:val="16"/>
+                <w:lang w:val="it-IT" w:eastAsia="de-CH"/>
+              </w:rPr>
+            </w:pPr>
+            <w:r>
+              <w:rPr>
+                <w:bCs/>
+                <w:szCs w:val="16"/>
+                <w:lang w:val="it-IT" w:eastAsia="de-CH"/>
+              </w:rPr>
+              <w:t>${</w:t>
+            </w:r>
+            <w:proofErr w:type="spellStart"/>
+            <w:r>
+              <w:rPr>
+                <w:bCs/>
+                <w:szCs w:val="16"/>
+                <w:lang w:val="it-IT" w:eastAsia="de-CH"/>
+              </w:rPr>
+              <w:t>pin_</w:t>
+            </w:r>
+            <w:proofErr w:type="gramStart"/>
+            <w:r>
+              <w:rPr>
+                <w:bCs/>
+                <w:szCs w:val="16"/>
+                <w:lang w:val="it-IT" w:eastAsia="de-CH"/>
+              </w:rPr>
+              <w:t>name</w:t>
+            </w:r>
+            <w:proofErr w:type="spellEnd"/>
+            <w:r>
+              <w:rPr>
+                <w:bCs/>
+                <w:szCs w:val="16"/>
+                <w:lang w:val="it-IT" w:eastAsia="de-CH"/>
+              </w:rPr>
+              <w:t>}$</w:t>
+            </w:r>
+            <w:proofErr w:type="gramEnd"/>
+            <w:r>
+              <w:rPr>
+                <w:bCs/>
+                <w:szCs w:val="16"/>
+                <w:lang w:val="it-IT" w:eastAsia="de-CH"/>
+              </w:rPr>
+              <w:t>{</w:t>
+            </w:r>
+            <w:proofErr w:type="spellStart"/>
+            <w:r>
+              <w:rPr>
+                <w:bCs/>
+                <w:szCs w:val="16"/>
+                <w:lang w:val="it-IT" w:eastAsia="de-CH"/>
+              </w:rPr>
+              <w:t>pin_fotoList</w:t>
+            </w:r>
+            <w:proofErr w:type="spellEnd"/>
+            <w:r>
+              <w:rPr>
+                <w:bCs/>
+                <w:szCs w:val="16"/>
+                <w:lang w:val="it-IT" w:eastAsia="de-CH"/>
+              </w:rPr>
+              <w:t>/40/80}</w:t>
+            </w:r>
+          </w:p>
+        </w:tc>
+        <w:tc>
+          <w:tcPr>
+            <w:tcW w:w="808" w:type="pct"/>
+            <w:tcBorders>
+              <w:top w:val="single" w:sz="4" w:space="0" w:color="auto"/>
+              <w:left w:val="single" w:sz="4" w:space="0" w:color="auto"/>
+              <w:bottom w:val="single" w:sz="4" w:space="0" w:color="auto"/>
+              <w:right w:val="single" w:sz="4" w:space="0" w:color="auto"/>
+            </w:tcBorders>
+          </w:tcPr>
+          <w:p>
+            <w:pPr>
+              <w:rPr>
+                <w:bCs/>
+                <w:szCs w:val="16"/>
+                <w:lang w:val="it-IT" w:eastAsia="de-CH"/>
+              </w:rPr>
+            </w:pPr>
+            <w:r>
+              <w:rPr>
+                <w:bCs/>
+                <w:szCs w:val="16"/>
+                <w:lang w:val="it-IT" w:eastAsia="de-CH"/>
+              </w:rPr>
+              <w:t>${</w:t>
+            </w:r>
+            <w:proofErr w:type="spellStart"/>
+            <w:r>
+              <w:rPr>
+                <w:bCs/>
+                <w:szCs w:val="16"/>
+                <w:lang w:val="it-IT" w:eastAsia="de-CH"/>
+              </w:rPr>
+              <w:t>pin_desc</w:t>
+            </w:r>
+            <w:proofErr w:type="spellEnd"/>
+            <w:r>
+              <w:rPr>
+                <w:bCs/>
+                <w:szCs w:val="16"/>
+                <w:lang w:val="it-IT" w:eastAsia="de-CH"/>
+              </w:rPr>
+              <w:t>}</w:t>
+            </w:r>
+          </w:p>
+        </w:tc>
+        <w:tc>
+          <w:tcPr>
+            <w:tcW w:w="808" w:type="pct"/>
+            <w:tcBorders>
+              <w:top w:val="single" w:sz="4" w:space="0" w:color="auto"/>
+              <w:left w:val="single" w:sz="4" w:space="0" w:color="auto"/>
+              <w:bottom w:val="single" w:sz="4" w:space="0" w:color="auto"/>
+              <w:right w:val="single" w:sz="4" w:space="0" w:color="auto"/>
+            </w:tcBorders>
+          </w:tcPr>
+          <w:p>
+            <w:pPr>
+              <w:rPr>
+                <w:bCs/>
+                <w:szCs w:val="16"/>
+                <w:lang w:val="it-IT" w:eastAsia="de-CH"/>
+              </w:rPr>
+            </w:pPr>
+          </w:p>
+        </w:tc>
+        <w:tc>
+          <w:tcPr>
+            <w:tcW w:w="808" w:type="pct"/>
+            <w:tcBorders>
+              <w:top w:val="single" w:sz="4" w:space="0" w:color="auto"/>
+              <w:left w:val="single" w:sz="4" w:space="0" w:color="auto"/>
+              <w:bottom w:val="single" w:sz="4" w:space="0" w:color="auto"/>
+              <w:right w:val="single" w:sz="4" w:space="0" w:color="auto"/>
+            </w:tcBorders>
+          </w:tcPr>
+          <w:p>
+            <w:pPr>
+              <w:rPr>
+                <w:bCs/>
+                <w:szCs w:val="16"/>
+                <w:lang w:val="it-IT" w:eastAsia="de-CH"/>
+              </w:rPr>
+            </w:pPr>
+          </w:p>
+        </w:tc>
+        <w:tc>
+          <w:tcPr>
+            <w:tcW w:w="145" w:type="pct"/>
+            <w:tcBorders>
+              <w:top w:val="single" w:sz="4" w:space="0" w:color="auto"/>
+              <w:left w:val="single" w:sz="4" w:space="0" w:color="auto"/>
+              <w:bottom w:val="single" w:sz="4" w:space="0" w:color="auto"/>
+              <w:right w:val="single" w:sz="4" w:space="0" w:color="auto"/>
+            </w:tcBorders>
+            <w:textDirection w:val="btLr"/>
+            <w:vAlign w:val="center"/>
+          </w:tcPr>
+          <w:p>
+            <w:pPr>
+              <w:ind w:right="113" w:hanging="65"/>
+              <w:jc w:val="center"/>
+              <w:rPr>
+                <w:bCs/>
+                <w:szCs w:val="16"/>
+                <w:lang w:val="fr-CH" w:eastAsia="de-CH"/>
+              </w:rPr>
+            </w:pPr>
+            <w:r>
+              <w:rPr>
+                <w:bCs/>
+                <w:szCs w:val="16"/>
+                <w:lang w:eastAsia="de-CH"/>
+              </w:rPr>
+              <w:t>${</w:t>
+            </w:r>
+            <w:proofErr w:type="spellStart"/>
+            <w:r>
+              <w:rPr>
+                <w:bCs/>
+                <w:szCs w:val="16"/>
+                <w:lang w:eastAsia="de-CH"/>
+              </w:rPr>
+              <w:t>pin_priority</w:t>
+            </w:r>
+            <w:proofErr w:type="spellEnd"/>
+            <w:r>
+              <w:rPr>
+                <w:bCs/>
+                <w:szCs w:val="16"/>
+                <w:lang w:eastAsia="de-CH"/>
+              </w:rPr>
+              <w:t>}</w:t>
+            </w:r>
+          </w:p>
+        </w:tc>
+        <w:tc>
+          <w:tcPr>
+            <w:tcW w:w="139" w:type="pct"/>
+            <w:tcBorders>
+              <w:top w:val="single" w:sz="4" w:space="0" w:color="auto"/>
+              <w:left w:val="single" w:sz="4" w:space="0" w:color="auto"/>
+              <w:bottom w:val="single" w:sz="4" w:space="0" w:color="auto"/>
+              <w:right w:val="single" w:sz="4" w:space="0" w:color="auto"/>
+            </w:tcBorders>
+            <w:textDirection w:val="btLr"/>
+            <w:vAlign w:val="center"/>
+          </w:tcPr>
+          <w:p>
+            <w:pPr>
+              <w:ind w:left="113" w:right="113"/>
+              <w:rPr>
+                <w:bCs/>
+                <w:szCs w:val="16"/>
+                <w:lang w:val="fr-CH" w:eastAsia="de-CH"/>
+              </w:rPr>
+            </w:pPr>
           </w:p>
         </w:tc>
       </w:tr>
@@ -1022,18 +1214,16 @@
         <w:rPr>
           <w:b/>
           <w:bCs/>
-          <w:sz w:val="16"/>
           <w:szCs w:val="16"/>
-          <w:lang w:eastAsia="de-CH"/>
+          <w:lang w:val="fr-CH" w:eastAsia="de-CH"/>
         </w:rPr>
       </w:pPr>
       <w:r>
         <w:rPr>
           <w:b/>
           <w:bCs/>
-          <w:sz w:val="16"/>
           <w:szCs w:val="16"/>
-          <w:lang w:eastAsia="de-CH"/>
+          <w:lang w:val="fr-CH" w:eastAsia="de-CH"/>
         </w:rPr>
         <w:br w:type="page"/>
       </w:r>
@@ -1540,13 +1730,11 @@
           <w:pPr>
             <w:pStyle w:val="Fuzeile"/>
             <w:rPr>
-              <w:sz w:val="16"/>
               <w:szCs w:val="16"/>
             </w:rPr>
           </w:pPr>
           <w:r>
             <w:rPr>
-              <w:sz w:val="16"/>
               <w:szCs w:val="16"/>
             </w:rPr>
             <w:t>${</w:t>
@@ -1554,7 +1742,6 @@
           <w:proofErr w:type="spellStart"/>
           <w:r>
             <w:rPr>
-              <w:sz w:val="16"/>
               <w:szCs w:val="16"/>
             </w:rPr>
             <w:t>creation_date</w:t>
@@ -1562,28 +1749,24 @@
           <w:proofErr w:type="spellEnd"/>
           <w:r>
             <w:rPr>
-              <w:sz w:val="16"/>
               <w:szCs w:val="16"/>
             </w:rPr>
             <w:t xml:space="preserve">} </w:t>
           </w:r>
           <w:r>
             <w:rPr>
-              <w:sz w:val="16"/>
               <w:szCs w:val="16"/>
             </w:rPr>
             <w:t>/</w:t>
           </w:r>
           <w:r>
             <w:rPr>
-              <w:sz w:val="16"/>
               <w:szCs w:val="16"/>
             </w:rPr>
             <w:t xml:space="preserve"> </w:t>
           </w:r>
           <w:r>
             <w:rPr>
-              <w:sz w:val="16"/>
               <w:szCs w:val="16"/>
             </w:rPr>
             <w:t>${</w:t>
@@ -1591,7 +1774,6 @@
           <w:proofErr w:type="spellStart"/>
           <w:r>
             <w:rPr>
-              <w:sz w:val="16"/>
               <w:szCs w:val="16"/>
             </w:rPr>
             <w:t>project_nr</w:t>
@@ -1599,7 +1781,6 @@
           <w:proofErr w:type="spellEnd"/>
           <w:r>
             <w:rPr>
-              <w:sz w:val="16"/>
               <w:szCs w:val="16"/>
             </w:rPr>
             <w:t>}</w:t>
@@ -1621,34 +1802,29 @@
             <w:jc w:val="right"/>
             <w:rPr>
               <w:rStyle w:val="grau70"/>
-              <w:sz w:val="16"/>
               <w:szCs w:val="16"/>
             </w:rPr>
           </w:pPr>
           <w:r>
             <w:rPr>
-              <w:sz w:val="16"/>
               <w:szCs w:val="16"/>
             </w:rPr>
             <w:t xml:space="preserve">Seite </w:t>
           </w:r>
           <w:r>
             <w:rPr>
-              <w:sz w:val="16"/>
               <w:szCs w:val="16"/>
             </w:rPr>
             <w:fldChar w:fldCharType="begin"/>
           </w:r>
           <w:r>
             <w:rPr>
-              <w:sz w:val="16"/>
               <w:szCs w:val="16"/>
             </w:rPr>
             <w:instrText xml:space="preserve"> PAGE </w:instrText>
           </w:r>
           <w:r>
             <w:rPr>
-              <w:sz w:val="16"/>
               <w:szCs w:val="16"/>
             </w:rPr>
             <w:fldChar w:fldCharType="separate"/>
@@ -1656,42 +1832,36 @@
           <w:r>
             <w:rPr>
               <w:noProof/>
-              <w:sz w:val="16"/>
               <w:szCs w:val="16"/>
             </w:rPr>
             <w:t>4</w:t>
           </w:r>
           <w:r>
             <w:rPr>
-              <w:sz w:val="16"/>
               <w:szCs w:val="16"/>
             </w:rPr>
             <w:fldChar w:fldCharType="end"/>
           </w:r>
           <w:r>
             <w:rPr>
-              <w:sz w:val="16"/>
               <w:szCs w:val="16"/>
             </w:rPr>
             <w:t xml:space="preserve"> / </w:t>
           </w:r>
           <w:r>
             <w:rPr>
-              <w:sz w:val="16"/>
               <w:szCs w:val="16"/>
             </w:rPr>
             <w:fldChar w:fldCharType="begin"/>
           </w:r>
           <w:r>
             <w:rPr>
-              <w:sz w:val="16"/>
               <w:szCs w:val="16"/>
             </w:rPr>
             <w:instrText xml:space="preserve"> NUMPAGES </w:instrText>
           </w:r>
           <w:r>
             <w:rPr>
-              <w:sz w:val="16"/>
               <w:szCs w:val="16"/>
             </w:rPr>
             <w:fldChar w:fldCharType="separate"/>
@@ -1699,14 +1869,12 @@
           <w:r>
             <w:rPr>
               <w:noProof/>
-              <w:sz w:val="16"/>
               <w:szCs w:val="16"/>
             </w:rPr>
             <w:t>4</w:t>
           </w:r>
           <w:r>
             <w:rPr>
-              <w:sz w:val="16"/>
               <w:szCs w:val="16"/>
             </w:rPr>
             <w:fldChar w:fldCharType="end"/>
@@ -1754,13 +1922,11 @@
           <w:pPr>
             <w:pStyle w:val="Fuzeile"/>
             <w:rPr>
-              <w:sz w:val="16"/>
               <w:szCs w:val="16"/>
             </w:rPr>
           </w:pPr>
           <w:r>
             <w:rPr>
-              <w:sz w:val="16"/>
               <w:szCs w:val="16"/>
             </w:rPr>
             <w:t>${</w:t>
@@ -1768,7 +1934,6 @@
           <w:proofErr w:type="spellStart"/>
           <w:r>
             <w:rPr>
-              <w:sz w:val="16"/>
               <w:szCs w:val="16"/>
             </w:rPr>
             <w:t>creation_date</w:t>
@@ -1776,21 +1941,18 @@
           <w:proofErr w:type="spellEnd"/>
           <w:r>
             <w:rPr>
-              <w:sz w:val="16"/>
               <w:szCs w:val="16"/>
             </w:rPr>
             <w:t xml:space="preserve">} </w:t>
           </w:r>
           <w:r>
             <w:rPr>
-              <w:sz w:val="16"/>
               <w:szCs w:val="16"/>
             </w:rPr>
             <w:t>/</w:t>
           </w:r>
           <w:r>
             <w:rPr>
-              <w:sz w:val="16"/>
               <w:szCs w:val="16"/>
             </w:rPr>
             <w:t xml:space="preserve"> ${</w:t>
@@ -1798,7 +1960,6 @@
           <w:proofErr w:type="spellStart"/>
           <w:r>
             <w:rPr>
-              <w:sz w:val="16"/>
               <w:szCs w:val="16"/>
             </w:rPr>
             <w:t>project_manager</w:t>
@@ -1806,7 +1967,6 @@
           <w:proofErr w:type="spellEnd"/>
           <w:r>
             <w:rPr>
-              <w:sz w:val="16"/>
               <w:szCs w:val="16"/>
             </w:rPr>
             <w:t>}</w:t>
@@ -1828,34 +1988,29 @@
             <w:jc w:val="right"/>
             <w:rPr>
               <w:rStyle w:val="grau70"/>
-              <w:sz w:val="16"/>
               <w:szCs w:val="16"/>
             </w:rPr>
           </w:pPr>
           <w:r>
             <w:rPr>
-              <w:sz w:val="16"/>
               <w:szCs w:val="16"/>
             </w:rPr>
             <w:t xml:space="preserve">Seite </w:t>
           </w:r>
           <w:r>
             <w:rPr>
-              <w:sz w:val="16"/>
               <w:szCs w:val="16"/>
             </w:rPr>
             <w:fldChar w:fldCharType="begin"/>
           </w:r>
           <w:r>
             <w:rPr>
-              <w:sz w:val="16"/>
               <w:szCs w:val="16"/>
             </w:rPr>
             <w:instrText xml:space="preserve"> PAGE </w:instrText>
           </w:r>
           <w:r>
             <w:rPr>
-              <w:sz w:val="16"/>
               <w:szCs w:val="16"/>
             </w:rPr>
             <w:fldChar w:fldCharType="separate"/>
@@ -1863,42 +2018,36 @@
           <w:r>
             <w:rPr>
               <w:noProof/>
-              <w:sz w:val="16"/>
               <w:szCs w:val="16"/>
             </w:rPr>
             <w:t>4</w:t>
           </w:r>
           <w:r>
             <w:rPr>
-              <w:sz w:val="16"/>
               <w:szCs w:val="16"/>
             </w:rPr>
             <w:fldChar w:fldCharType="end"/>
           </w:r>
           <w:r>
             <w:rPr>
-              <w:sz w:val="16"/>
               <w:szCs w:val="16"/>
             </w:rPr>
             <w:t xml:space="preserve"> / </w:t>
           </w:r>
           <w:r>
             <w:rPr>
-              <w:sz w:val="16"/>
               <w:szCs w:val="16"/>
             </w:rPr>
             <w:fldChar w:fldCharType="begin"/>
           </w:r>
           <w:r>
             <w:rPr>
-              <w:sz w:val="16"/>
               <w:szCs w:val="16"/>
             </w:rPr>
             <w:instrText xml:space="preserve"> NUMPAGES </w:instrText>
           </w:r>
           <w:r>
             <w:rPr>
-              <w:sz w:val="16"/>
               <w:szCs w:val="16"/>
             </w:rPr>
             <w:fldChar w:fldCharType="separate"/>
@@ -1906,14 +2055,12 @@
           <w:r>
             <w:rPr>
               <w:noProof/>
-              <w:sz w:val="16"/>
               <w:szCs w:val="16"/>
             </w:rPr>
             <w:t>4</w:t>
           </w:r>
           <w:r>
             <w:rPr>
-              <w:sz w:val="16"/>
               <w:szCs w:val="16"/>
             </w:rPr>
             <w:fldChar w:fldCharType="end"/>
@@ -2031,12 +2178,21 @@
         </wp:anchor>
       </w:drawing>
     </w:r>
+    <w:proofErr w:type="spellStart"/>
     <w:r>
       <w:rPr>
         <w:sz w:val="16"/>
         <w:szCs w:val="16"/>
       </w:rPr>
-      <w:t>Emch+Berger AG Bern</w:t>
+      <w:t>Emch+Berger</w:t>
+    </w:r>
+    <w:proofErr w:type="spellEnd"/>
+    <w:r>
+      <w:rPr>
+        <w:sz w:val="16"/>
+        <w:szCs w:val="16"/>
+      </w:rPr>
+      <w:t xml:space="preserve"> AG Bern</w:t>
     </w:r>
     <w:r>
       <w:rPr>
@@ -4354,10 +4510,13 @@
   <w:style w:type="paragraph" w:default="1" w:styleId="Standard">
     <w:name w:val="Normal"/>
     <w:qFormat/>
-    <w:rsid w:val="00E96458"/>
+    <w:rsid w:val="00982A2C"/>
     <w:pPr>
       <w:spacing w:after="0" w:line="240" w:lineRule="auto"/>
     </w:pPr>
+    <w:rPr>
+      <w:sz w:val="16"/>
+    </w:rPr>
   </w:style>
   <w:style w:type="character" w:default="1" w:styleId="Absatz-Standardschriftart">
     <w:name w:val="Default Paragraph Font"/>

--- a/SnapDoc/Resources/Raw/template_ebbe.docx
+++ b/SnapDoc/Resources/Raw/template_ebbe.docx
@@ -331,20 +331,7 @@
           <w:lang w:eastAsia="de-CH"/>
         </w:rPr>
         <w:br/>
-      </w:r>
-      <w:proofErr w:type="spellStart"/>
-      <w:r>
-        <w:rPr>
-          <w:lang w:eastAsia="de-CH"/>
-        </w:rPr>
-        <w:t>Emch+Berger</w:t>
-      </w:r>
-      <w:proofErr w:type="spellEnd"/>
-      <w:r>
-        <w:rPr>
-          <w:lang w:eastAsia="de-CH"/>
-        </w:rPr>
-        <w:t xml:space="preserve"> AG Bern</w:t>
+        <w:t>Emch+Berger AG Bern</w:t>
       </w:r>
     </w:p>
     <w:p>
@@ -872,16 +859,7 @@
                 <w:szCs w:val="16"/>
                 <w:lang w:val="fr-CH" w:eastAsia="de-CH"/>
               </w:rPr>
-              <w:t>pin_</w:t>
-            </w:r>
-            <w:proofErr w:type="gramStart"/>
-            <w:r>
-              <w:rPr>
-                <w:bCs/>
-                <w:szCs w:val="16"/>
-                <w:lang w:val="fr-CH" w:eastAsia="de-CH"/>
-              </w:rPr>
-              <w:t>planName</w:t>
+              <w:t>pin_planName</w:t>
             </w:r>
             <w:proofErr w:type="spellEnd"/>
             <w:r>
@@ -890,16 +868,7 @@
                 <w:szCs w:val="16"/>
                 <w:lang w:val="fr-CH" w:eastAsia="de-CH"/>
               </w:rPr>
-              <w:t>}$</w:t>
-            </w:r>
-            <w:proofErr w:type="gramEnd"/>
-            <w:r>
-              <w:rPr>
-                <w:bCs/>
-                <w:szCs w:val="16"/>
-                <w:lang w:val="fr-CH" w:eastAsia="de-CH"/>
-              </w:rPr>
-              <w:t>{</w:t>
+              <w:t>}${</w:t>
             </w:r>
             <w:proofErr w:type="spellStart"/>
             <w:r>
@@ -908,16 +877,7 @@
                 <w:szCs w:val="16"/>
                 <w:lang w:val="fr-CH" w:eastAsia="de-CH"/>
               </w:rPr>
-              <w:t>pin_</w:t>
-            </w:r>
-            <w:proofErr w:type="gramStart"/>
-            <w:r>
-              <w:rPr>
-                <w:bCs/>
-                <w:szCs w:val="16"/>
-                <w:lang w:val="fr-CH" w:eastAsia="de-CH"/>
-              </w:rPr>
-              <w:t>location</w:t>
+              <w:t>pin_location</w:t>
             </w:r>
             <w:proofErr w:type="spellEnd"/>
             <w:r>
@@ -926,16 +886,7 @@
                 <w:szCs w:val="16"/>
                 <w:lang w:val="fr-CH" w:eastAsia="de-CH"/>
               </w:rPr>
-              <w:t>}$</w:t>
-            </w:r>
-            <w:proofErr w:type="gramEnd"/>
-            <w:r>
-              <w:rPr>
-                <w:bCs/>
-                <w:szCs w:val="16"/>
-                <w:lang w:val="fr-CH" w:eastAsia="de-CH"/>
-              </w:rPr>
-              <w:t>{</w:t>
+              <w:t>}${</w:t>
             </w:r>
             <w:proofErr w:type="spellStart"/>
             <w:r>
@@ -998,16 +949,7 @@
                 <w:szCs w:val="16"/>
                 <w:lang w:val="it-IT" w:eastAsia="de-CH"/>
               </w:rPr>
-              <w:t>pin_</w:t>
-            </w:r>
-            <w:proofErr w:type="gramStart"/>
-            <w:r>
-              <w:rPr>
-                <w:bCs/>
-                <w:szCs w:val="16"/>
-                <w:lang w:val="it-IT" w:eastAsia="de-CH"/>
-              </w:rPr>
-              <w:t>name</w:t>
+              <w:t>pin_name</w:t>
             </w:r>
             <w:proofErr w:type="spellEnd"/>
             <w:r>
@@ -1016,16 +958,7 @@
                 <w:szCs w:val="16"/>
                 <w:lang w:val="it-IT" w:eastAsia="de-CH"/>
               </w:rPr>
-              <w:t>}$</w:t>
-            </w:r>
-            <w:proofErr w:type="gramEnd"/>
-            <w:r>
-              <w:rPr>
-                <w:bCs/>
-                <w:szCs w:val="16"/>
-                <w:lang w:val="it-IT" w:eastAsia="de-CH"/>
-              </w:rPr>
-              <w:t>{</w:t>
+              <w:t>}${</w:t>
             </w:r>
             <w:proofErr w:type="spellStart"/>
             <w:r>
@@ -1147,19 +1080,18 @@
           </w:tcPr>
           <w:p>
             <w:pPr>
-              <w:ind w:right="113" w:hanging="65"/>
               <w:jc w:val="center"/>
               <w:rPr>
                 <w:bCs/>
                 <w:szCs w:val="16"/>
-                <w:lang w:val="fr-CH" w:eastAsia="de-CH"/>
+                <w:lang w:val="it-IT" w:eastAsia="de-CH"/>
               </w:rPr>
             </w:pPr>
             <w:r>
               <w:rPr>
                 <w:bCs/>
                 <w:szCs w:val="16"/>
-                <w:lang w:eastAsia="de-CH"/>
+                <w:lang w:val="it-IT" w:eastAsia="de-CH"/>
               </w:rPr>
               <w:t>${</w:t>
             </w:r>
@@ -1168,7 +1100,7 @@
               <w:rPr>
                 <w:bCs/>
                 <w:szCs w:val="16"/>
-                <w:lang w:eastAsia="de-CH"/>
+                <w:lang w:val="it-IT" w:eastAsia="de-CH"/>
               </w:rPr>
               <w:t>pin_priority</w:t>
             </w:r>
@@ -1177,7 +1109,7 @@
               <w:rPr>
                 <w:bCs/>
                 <w:szCs w:val="16"/>
-                <w:lang w:eastAsia="de-CH"/>
+                <w:lang w:val="it-IT" w:eastAsia="de-CH"/>
               </w:rPr>
               <w:t>}</w:t>
             </w:r>
@@ -1197,11 +1129,12 @@
           </w:tcPr>
           <w:p>
             <w:pPr>
-              <w:ind w:left="113" w:right="113"/>
+              <w:ind w:left="113"/>
+              <w:jc w:val="center"/>
               <w:rPr>
                 <w:bCs/>
                 <w:szCs w:val="16"/>
-                <w:lang w:val="fr-CH" w:eastAsia="de-CH"/>
+                <w:lang w:val="it-IT" w:eastAsia="de-CH"/>
               </w:rPr>
             </w:pPr>
           </w:p>
@@ -2178,21 +2111,12 @@
         </wp:anchor>
       </w:drawing>
     </w:r>
-    <w:proofErr w:type="spellStart"/>
     <w:r>
       <w:rPr>
         <w:sz w:val="16"/>
         <w:szCs w:val="16"/>
       </w:rPr>
-      <w:t>Emch+Berger</w:t>
-    </w:r>
-    <w:proofErr w:type="spellEnd"/>
-    <w:r>
-      <w:rPr>
-        <w:sz w:val="16"/>
-        <w:szCs w:val="16"/>
-      </w:rPr>
-      <w:t xml:space="preserve"> AG Bern</w:t>
+      <w:t>Emch+Berger AG Bern</w:t>
     </w:r>
     <w:r>
       <w:rPr>

--- a/SnapDoc/Resources/Raw/template_ebbe.docx
+++ b/SnapDoc/Resources/Raw/template_ebbe.docx
@@ -403,7 +403,7 @@
           <w:right w:w="70" w:type="dxa"/>
         </w:tblCellMar>
         <w:tblLook w:val="04A0" w:firstRow="1" w:lastRow="0" w:firstColumn="1" w:lastColumn="0" w:noHBand="0" w:noVBand="1"/>
-        <w:tblCaption w:val="Pin_Table"/>
+        <w:tblCaption w:val="${pin_table}"/>
       </w:tblPr>
       <w:tblGrid>
         <w:gridCol w:w="422"/>
@@ -1173,8 +1173,7 @@
       </w:tblPr>
       <w:tblGrid>
         <w:gridCol w:w="1950"/>
-        <w:gridCol w:w="7270"/>
-        <w:gridCol w:w="5502"/>
+        <w:gridCol w:w="12772"/>
       </w:tblGrid>
       <w:tr>
         <w:trPr>
@@ -1214,12 +1213,12 @@
         </w:tc>
         <w:tc>
           <w:tcPr>
-            <w:tcW w:w="7270" w:type="dxa"/>
+            <w:tcW w:w="12772" w:type="dxa"/>
             <w:tcBorders>
               <w:top w:val="single" w:sz="8" w:space="0" w:color="auto"/>
               <w:left w:val="nil"/>
               <w:bottom w:val="nil"/>
-              <w:right w:val="nil"/>
+              <w:right w:val="single" w:sz="8" w:space="0" w:color="auto"/>
             </w:tcBorders>
             <w:shd w:val="clear" w:color="000000" w:fill="D9D9D9"/>
             <w:noWrap/>
@@ -1240,35 +1239,6 @@
                 <w:lang w:eastAsia="de-CH"/>
               </w:rPr>
               <w:t>Bezeichnung der Relevanz</w:t>
-            </w:r>
-          </w:p>
-        </w:tc>
-        <w:tc>
-          <w:tcPr>
-            <w:tcW w:w="5502" w:type="dxa"/>
-            <w:tcBorders>
-              <w:top w:val="single" w:sz="8" w:space="0" w:color="auto"/>
-              <w:left w:val="nil"/>
-              <w:bottom w:val="nil"/>
-              <w:right w:val="single" w:sz="8" w:space="0" w:color="auto"/>
-            </w:tcBorders>
-            <w:shd w:val="clear" w:color="000000" w:fill="D9D9D9"/>
-            <w:noWrap/>
-            <w:vAlign w:val="bottom"/>
-            <w:hideMark/>
-          </w:tcPr>
-          <w:p>
-            <w:pPr>
-              <w:rPr>
-                <w:lang w:eastAsia="de-CH"/>
-              </w:rPr>
-            </w:pPr>
-            <w:r>
-              <w:rPr>
-                <w:rFonts w:ascii="Cambria" w:hAnsi="Cambria" w:cs="Cambria"/>
-                <w:lang w:eastAsia="de-CH"/>
-              </w:rPr>
-              <w:t> </w:t>
             </w:r>
           </w:p>
         </w:tc>
@@ -1308,7 +1278,6 @@
         <w:tc>
           <w:tcPr>
             <w:tcW w:w="12772" w:type="dxa"/>
-            <w:gridSpan w:val="2"/>
             <w:tcBorders>
               <w:top w:val="nil"/>
               <w:left w:val="nil"/>
@@ -1369,7 +1338,6 @@
         <w:tc>
           <w:tcPr>
             <w:tcW w:w="12772" w:type="dxa"/>
-            <w:gridSpan w:val="2"/>
             <w:tcBorders>
               <w:top w:val="nil"/>
               <w:left w:val="nil"/>
@@ -1431,7 +1399,6 @@
         <w:tc>
           <w:tcPr>
             <w:tcW w:w="12772" w:type="dxa"/>
-            <w:gridSpan w:val="2"/>
             <w:tcBorders>
               <w:top w:val="nil"/>
               <w:left w:val="nil"/>

--- a/SnapDoc/Resources/Raw/template_ebbe.docx
+++ b/SnapDoc/Resources/Raw/template_ebbe.docx
@@ -78,21 +78,106 @@
           <w:szCs w:val="24"/>
           <w:lang w:val="en-US" w:eastAsia="de-CH"/>
         </w:rPr>
-        <w:t>}</w:t>
-      </w:r>
-    </w:p>
-    <w:p>
-      <w:pPr>
+        <w:t>/</w:t>
+      </w:r>
+      <w:proofErr w:type="spellStart"/>
+      <w:r>
         <w:rPr>
           <w:rStyle w:val="Fett"/>
           <w:sz w:val="24"/>
           <w:szCs w:val="24"/>
           <w:lang w:val="en-US" w:eastAsia="de-CH"/>
         </w:rPr>
-      </w:pPr>
+        <w:t>dddd</w:t>
+      </w:r>
+      <w:proofErr w:type="spellEnd"/>
+      <w:r>
+        <w:rPr>
+          <w:rStyle w:val="Fett"/>
+          <w:sz w:val="24"/>
+          <w:szCs w:val="24"/>
+          <w:lang w:val="en-US" w:eastAsia="de-CH"/>
+        </w:rPr>
+        <w:t>,</w:t>
+      </w:r>
+      <w:r>
+        <w:rPr>
+          <w:rStyle w:val="Fett"/>
+          <w:sz w:val="24"/>
+          <w:szCs w:val="24"/>
+          <w:lang w:val="en-US" w:eastAsia="de-CH"/>
+        </w:rPr>
+        <w:t xml:space="preserve"> </w:t>
+      </w:r>
+      <w:r>
+        <w:rPr>
+          <w:rStyle w:val="Fett"/>
+          <w:sz w:val="24"/>
+          <w:szCs w:val="24"/>
+          <w:lang w:val="en-US" w:eastAsia="de-CH"/>
+        </w:rPr>
+        <w:t>dd.</w:t>
+      </w:r>
+      <w:r>
+        <w:rPr>
+          <w:rStyle w:val="Fett"/>
+          <w:sz w:val="24"/>
+          <w:szCs w:val="24"/>
+          <w:lang w:val="en-US" w:eastAsia="de-CH"/>
+        </w:rPr>
+        <w:t xml:space="preserve"> </w:t>
+      </w:r>
+      <w:r>
+        <w:rPr>
+          <w:rStyle w:val="Fett"/>
+          <w:sz w:val="24"/>
+          <w:szCs w:val="24"/>
+          <w:lang w:val="en-US" w:eastAsia="de-CH"/>
+        </w:rPr>
+        <w:t>MMMM</w:t>
+      </w:r>
+      <w:r>
+        <w:rPr>
+          <w:rStyle w:val="Fett"/>
+          <w:sz w:val="24"/>
+          <w:szCs w:val="24"/>
+          <w:lang w:val="en-US" w:eastAsia="de-CH"/>
+        </w:rPr>
+        <w:t xml:space="preserve"> </w:t>
+      </w:r>
+      <w:proofErr w:type="spellStart"/>
+      <w:r>
+        <w:rPr>
+          <w:rStyle w:val="Fett"/>
+          <w:sz w:val="24"/>
+          <w:szCs w:val="24"/>
+          <w:lang w:val="en-US" w:eastAsia="de-CH"/>
+        </w:rPr>
+        <w:t>yyyy</w:t>
+      </w:r>
+      <w:proofErr w:type="spellEnd"/>
+      <w:r>
+        <w:rPr>
+          <w:rStyle w:val="Fett"/>
+          <w:sz w:val="24"/>
+          <w:szCs w:val="24"/>
+          <w:lang w:val="en-US" w:eastAsia="de-CH"/>
+        </w:rPr>
+        <w:t>}</w:t>
+      </w:r>
     </w:p>
     <w:p>
       <w:pPr>
+        <w:rPr>
+          <w:rStyle w:val="Fett"/>
+          <w:sz w:val="24"/>
+          <w:szCs w:val="24"/>
+          <w:lang w:val="en-US" w:eastAsia="de-CH"/>
+        </w:rPr>
+      </w:pPr>
+    </w:p>
+    <w:p>
+      <w:pPr>
         <w:pStyle w:val="BeKopflinks"/>
         <w:rPr>
           <w:sz w:val="18"/>
@@ -267,18 +352,32 @@
         <w:rPr>
           <w:lang w:val="en-US"/>
         </w:rPr>
+        <w:t>/</w:t>
+      </w:r>
+      <w:proofErr w:type="spellStart"/>
+      <w:r>
+        <w:rPr>
+          <w:lang w:val="en-US"/>
+        </w:rPr>
+        <w:t>dd.MM.yyyy</w:t>
+      </w:r>
+      <w:proofErr w:type="spellEnd"/>
+      <w:r>
+        <w:rPr>
+          <w:lang w:val="en-US"/>
+        </w:rPr>
         <w:t>}</w:t>
       </w:r>
     </w:p>
     <w:p>
       <w:pPr>
         <w:rPr>
-          <w:lang w:eastAsia="de-CH"/>
-        </w:rPr>
-      </w:pPr>
-      <w:r>
-        <w:rPr>
-          <w:lang w:eastAsia="de-CH"/>
+          <w:lang w:val="en-US" w:eastAsia="de-CH"/>
+        </w:rPr>
+      </w:pPr>
+      <w:r>
+        <w:rPr>
+          <w:lang w:val="en-US" w:eastAsia="de-CH"/>
         </w:rPr>
         <w:t xml:space="preserve">Zeit: </w:t>
       </w:r>
@@ -286,7 +385,7 @@
     <w:p>
       <w:pPr>
         <w:rPr>
-          <w:lang w:eastAsia="de-CH"/>
+          <w:lang w:val="en-US" w:eastAsia="de-CH"/>
         </w:rPr>
       </w:pPr>
     </w:p>
@@ -1613,8 +1712,8 @@
       <w:tblLook w:val="01E0" w:firstRow="1" w:lastRow="1" w:firstColumn="1" w:lastColumn="1" w:noHBand="0" w:noVBand="0"/>
     </w:tblPr>
     <w:tblGrid>
-      <w:gridCol w:w="10855"/>
-      <w:gridCol w:w="3887"/>
+      <w:gridCol w:w="11670"/>
+      <w:gridCol w:w="3072"/>
     </w:tblGrid>
     <w:tr>
       <w:tc>
@@ -1631,11 +1730,13 @@
             <w:pStyle w:val="Fuzeile"/>
             <w:rPr>
               <w:szCs w:val="16"/>
+              <w:lang w:val="en-US"/>
             </w:rPr>
           </w:pPr>
           <w:r>
             <w:rPr>
               <w:szCs w:val="16"/>
+              <w:lang w:val="en-US"/>
             </w:rPr>
             <w:t>${</w:t>
           </w:r>
@@ -1643,31 +1744,36 @@
           <w:r>
             <w:rPr>
               <w:szCs w:val="16"/>
+              <w:lang w:val="en-US"/>
             </w:rPr>
             <w:t>creation_date</w:t>
           </w:r>
           <w:proofErr w:type="spellEnd"/>
           <w:r>
             <w:rPr>
+              <w:lang w:val="en-US"/>
+            </w:rPr>
+            <w:t>/</w:t>
+          </w:r>
+          <w:proofErr w:type="spellStart"/>
+          <w:r>
+            <w:rPr>
+              <w:lang w:val="en-US"/>
+            </w:rPr>
+            <w:t>dd.MM.yyyy</w:t>
+          </w:r>
+          <w:proofErr w:type="spellEnd"/>
+          <w:r>
+            <w:rPr>
               <w:szCs w:val="16"/>
+              <w:lang w:val="en-US"/>
             </w:rPr>
-            <w:t xml:space="preserve">} </w:t>
+            <w:t xml:space="preserve">} / </w:t>
           </w:r>
           <w:r>
             <w:rPr>
               <w:szCs w:val="16"/>
-            </w:rPr>
-            <w:t>/</w:t>
-          </w:r>
-          <w:r>
-            <w:rPr>
-              <w:szCs w:val="16"/>
-            </w:rPr>
-            <w:t xml:space="preserve"> </w:t>
-          </w:r>
-          <w:r>
-            <w:rPr>
-              <w:szCs w:val="16"/>
+              <w:lang w:val="en-US"/>
             </w:rPr>
             <w:t>${</w:t>
           </w:r>
@@ -1675,6 +1781,7 @@
           <w:r>
             <w:rPr>
               <w:szCs w:val="16"/>
+              <w:lang w:val="en-US"/>
             </w:rPr>
             <w:t>project_nr</w:t>
           </w:r>
@@ -1682,6 +1789,7 @@
           <w:r>
             <w:rPr>
               <w:szCs w:val="16"/>
+              <w:lang w:val="en-US"/>
             </w:rPr>
             <w:t>}</w:t>
           </w:r>
